--- a/figures/CDS_pop_gen_SEM_Fit_Indices.docx
+++ b/figures/CDS_pop_gen_SEM_Fit_Indices.docx
@@ -4,22 +4,22 @@
   <w:body>
     <w:tbl>
       <w:tblPr>
-        <w:tblW w:w="9498" w:type="dxa"/>
+        <w:tblW w:w="0" w:type="auto"/>
         <w:jc w:val="center"/>
         <w:tblLayout w:type="fixed"/>
         <w:tblLook w:val="0420" w:firstRow="1" w:lastRow="0" w:firstColumn="0" w:lastColumn="0" w:noHBand="0" w:noVBand="1"/>
       </w:tblPr>
       <w:tblGrid>
-        <w:gridCol w:w="2126"/>
-        <w:gridCol w:w="805"/>
+        <w:gridCol w:w="2257"/>
+        <w:gridCol w:w="1658"/>
         <w:gridCol w:w="533"/>
         <w:gridCol w:w="961"/>
         <w:gridCol w:w="961"/>
         <w:gridCol w:w="961"/>
-        <w:gridCol w:w="1307"/>
-        <w:gridCol w:w="567"/>
-        <w:gridCol w:w="710"/>
-        <w:gridCol w:w="567"/>
+        <w:gridCol w:w="2221"/>
+        <w:gridCol w:w="1058"/>
+        <w:gridCol w:w="1084"/>
+        <w:gridCol w:w="1267"/>
       </w:tblGrid>
       <w:tr>
         <w:trPr>
@@ -28,7 +28,7 @@
         </w:trPr>
         <w:tc>
           <w:tcPr>
-            <w:tcW w:w="2126" w:type="dxa"/>
+            <w:tcW w:w="2257" w:type="dxa"/>
             <w:tcBorders>
               <w:top w:val="single" w:sz="12" w:space="0" w:color="666666"/>
               <w:left w:val="none" w:sz="0" w:space="0" w:color="000000"/>
@@ -74,7 +74,7 @@
         </w:tc>
         <w:tc>
           <w:tcPr>
-            <w:tcW w:w="805" w:type="dxa"/>
+            <w:tcW w:w="1658" w:type="dxa"/>
             <w:tcBorders>
               <w:top w:val="single" w:sz="12" w:space="0" w:color="666666"/>
               <w:left w:val="none" w:sz="0" w:space="0" w:color="000000"/>
@@ -328,7 +328,7 @@
         </w:tc>
         <w:tc>
           <w:tcPr>
-            <w:tcW w:w="1307" w:type="dxa"/>
+            <w:tcW w:w="2221" w:type="dxa"/>
             <w:tcBorders>
               <w:top w:val="single" w:sz="12" w:space="0" w:color="666666"/>
               <w:left w:val="none" w:sz="0" w:space="0" w:color="000000"/>
@@ -374,7 +374,7 @@
         </w:tc>
         <w:tc>
           <w:tcPr>
-            <w:tcW w:w="567" w:type="dxa"/>
+            <w:tcW w:w="1058" w:type="dxa"/>
             <w:tcBorders>
               <w:top w:val="single" w:sz="12" w:space="0" w:color="666666"/>
               <w:left w:val="none" w:sz="0" w:space="0" w:color="000000"/>
@@ -421,7 +421,7 @@
         </w:tc>
         <w:tc>
           <w:tcPr>
-            <w:tcW w:w="710" w:type="dxa"/>
+            <w:tcW w:w="1084" w:type="dxa"/>
             <w:tcBorders>
               <w:top w:val="single" w:sz="12" w:space="0" w:color="666666"/>
               <w:left w:val="none" w:sz="0" w:space="0" w:color="000000"/>
@@ -468,7 +468,7 @@
         </w:tc>
         <w:tc>
           <w:tcPr>
-            <w:tcW w:w="567" w:type="dxa"/>
+            <w:tcW w:w="1267" w:type="dxa"/>
             <w:tcBorders>
               <w:top w:val="single" w:sz="12" w:space="0" w:color="666666"/>
               <w:left w:val="none" w:sz="0" w:space="0" w:color="000000"/>
@@ -520,7 +520,7 @@
         </w:trPr>
         <w:tc>
           <w:tcPr>
-            <w:tcW w:w="2126" w:type="dxa"/>
+            <w:tcW w:w="2257" w:type="dxa"/>
             <w:tcBorders>
               <w:top w:val="single" w:sz="12" w:space="0" w:color="666666"/>
               <w:left w:val="none" w:sz="0" w:space="0" w:color="000000"/>
@@ -561,14 +561,14 @@
                 <w:sz w:val="20"/>
                 <w:szCs w:val="20"/>
               </w:rPr>
-              <w:t>SEM_CDS_factors_general_population</w:t>
+              <w:t>SEM_CDS_factors</w:t>
             </w:r>
             <w:proofErr w:type="spellEnd"/>
           </w:p>
         </w:tc>
         <w:tc>
           <w:tcPr>
-            <w:tcW w:w="805" w:type="dxa"/>
+            <w:tcW w:w="1658" w:type="dxa"/>
             <w:tcBorders>
               <w:top w:val="single" w:sz="12" w:space="0" w:color="666666"/>
               <w:left w:val="none" w:sz="0" w:space="0" w:color="000000"/>
@@ -608,7 +608,7 @@
                 <w:sz w:val="20"/>
                 <w:szCs w:val="20"/>
               </w:rPr>
-              <w:t>556.13 (178)</w:t>
+              <w:t>273.27 (177)</w:t>
             </w:r>
           </w:p>
         </w:tc>
@@ -702,7 +702,7 @@
                 <w:sz w:val="20"/>
                 <w:szCs w:val="20"/>
               </w:rPr>
-              <w:t>0.861</w:t>
+              <w:t>0.941</w:t>
             </w:r>
           </w:p>
         </w:tc>
@@ -749,7 +749,7 @@
                 <w:sz w:val="20"/>
                 <w:szCs w:val="20"/>
               </w:rPr>
-              <w:t>0.937</w:t>
+              <w:t>0.975</w:t>
             </w:r>
           </w:p>
         </w:tc>
@@ -796,13 +796,13 @@
                 <w:sz w:val="20"/>
                 <w:szCs w:val="20"/>
               </w:rPr>
-              <w:t>0.836</w:t>
+              <w:t>0.931</w:t>
             </w:r>
           </w:p>
         </w:tc>
         <w:tc>
           <w:tcPr>
-            <w:tcW w:w="1307" w:type="dxa"/>
+            <w:tcW w:w="2221" w:type="dxa"/>
             <w:tcBorders>
               <w:top w:val="single" w:sz="12" w:space="0" w:color="666666"/>
               <w:left w:val="none" w:sz="0" w:space="0" w:color="000000"/>
@@ -842,13 +842,13 @@
                 <w:sz w:val="20"/>
                 <w:szCs w:val="20"/>
               </w:rPr>
-              <w:t>0.063 (0.057-0.069)</w:t>
+              <w:t>0.039 (0.028-0.05)</w:t>
             </w:r>
           </w:p>
         </w:tc>
         <w:tc>
           <w:tcPr>
-            <w:tcW w:w="567" w:type="dxa"/>
+            <w:tcW w:w="1058" w:type="dxa"/>
             <w:tcBorders>
               <w:top w:val="single" w:sz="12" w:space="0" w:color="666666"/>
               <w:left w:val="none" w:sz="0" w:space="0" w:color="000000"/>
@@ -889,13 +889,13 @@
                 <w:sz w:val="20"/>
                 <w:szCs w:val="20"/>
               </w:rPr>
-              <w:t>0.051</w:t>
+              <w:t>0.046</w:t>
             </w:r>
           </w:p>
         </w:tc>
         <w:tc>
           <w:tcPr>
-            <w:tcW w:w="710" w:type="dxa"/>
+            <w:tcW w:w="1084" w:type="dxa"/>
             <w:tcBorders>
               <w:top w:val="single" w:sz="12" w:space="0" w:color="666666"/>
               <w:left w:val="none" w:sz="0" w:space="0" w:color="000000"/>
@@ -936,13 +936,13 @@
                 <w:sz w:val="20"/>
                 <w:szCs w:val="20"/>
               </w:rPr>
-              <w:t>31,536.9</w:t>
+              <w:t>31,466</w:t>
             </w:r>
           </w:p>
         </w:tc>
         <w:tc>
           <w:tcPr>
-            <w:tcW w:w="567" w:type="dxa"/>
+            <w:tcW w:w="1267" w:type="dxa"/>
             <w:tcBorders>
               <w:top w:val="single" w:sz="12" w:space="0" w:color="666666"/>
               <w:left w:val="none" w:sz="0" w:space="0" w:color="000000"/>
@@ -983,16 +983,23 @@
                 <w:sz w:val="20"/>
                 <w:szCs w:val="20"/>
               </w:rPr>
-              <w:t>31,833</w:t>
+              <w:t>31,766.4</w:t>
             </w:r>
           </w:p>
         </w:tc>
       </w:tr>
     </w:tbl>
-    <w:p/>
+    <w:p>
+      <w:pPr>
+        <w:rPr>
+          <w:sz w:val="22"/>
+          <w:szCs w:val="22"/>
+        </w:rPr>
+      </w:pPr>
+    </w:p>
     <w:sectPr>
       <w:type w:val="continuous"/>
-      <w:pgSz w:w="11900" w:h="16840"/>
+      <w:pgSz w:w="16840" w:h="11900" w:orient="landscape"/>
       <w:pgMar w:top="1417" w:right="1417" w:bottom="1417" w:left="1417" w:header="708" w:footer="708" w:gutter="0"/>
       <w:cols w:space="708"/>
       <w:docGrid w:linePitch="360"/>
@@ -1264,13 +1271,13 @@
       </w:pPr>
     </w:lvl>
   </w:abstractNum>
-  <w:num w:numId="1" w16cid:durableId="2029210993">
+  <w:num w:numId="1" w16cid:durableId="2145849191">
     <w:abstractNumId w:val="1"/>
   </w:num>
-  <w:num w:numId="2" w16cid:durableId="1819803691">
+  <w:num w:numId="2" w16cid:durableId="1629781193">
     <w:abstractNumId w:val="2"/>
   </w:num>
-  <w:num w:numId="3" w16cid:durableId="452600095">
+  <w:num w:numId="3" w16cid:durableId="604002276">
     <w:abstractNumId w:val="0"/>
   </w:num>
 </w:numbering>
